--- a/templates/one_row/00.Б ШАБЛОН.docx
+++ b/templates/one_row/00.Б ШАБЛОН.docx
@@ -70,7 +70,6 @@
           <w:b/>
           <w:noProof/>
           <w:kern w:val="1"/>
-          <w:lang w:val="en-US"/>
         </w:rPr>
       </w:pPr>
       <w:r>
@@ -88,7 +87,6 @@
           <w:b/>
           <w:noProof/>
           <w:kern w:val="1"/>
-          <w:lang w:val="en-US"/>
         </w:rPr>
         <w:t xml:space="preserve"> 3200001536; </w:t>
       </w:r>
@@ -107,7 +105,6 @@
           <w:b/>
           <w:noProof/>
           <w:kern w:val="1"/>
-          <w:lang w:val="en-US"/>
         </w:rPr>
         <w:t xml:space="preserve"> 1233200003772; </w:t>
       </w:r>
@@ -127,7 +124,6 @@
           <w:b/>
           <w:noProof/>
           <w:kern w:val="1"/>
-          <w:lang w:val="en-US"/>
         </w:rPr>
         <w:t>-</w:t>
       </w:r>
@@ -147,7 +143,6 @@
           <w:b/>
           <w:noProof/>
           <w:kern w:val="1"/>
-          <w:lang w:val="en-US"/>
         </w:rPr>
         <w:t xml:space="preserve">: </w:t>
       </w:r>
@@ -170,7 +165,6 @@
             <w:b/>
             <w:noProof/>
             <w:kern w:val="1"/>
-            <w:lang w:val="en-US"/>
           </w:rPr>
           <w:t>@</w:t>
         </w:r>
@@ -192,7 +186,6 @@
             <w:b/>
             <w:noProof/>
             <w:kern w:val="1"/>
-            <w:lang w:val="en-US"/>
           </w:rPr>
           <w:t>.</w:t>
         </w:r>
@@ -337,113 +330,74 @@
         <w:t xml:space="preserve"> требований охраны труда </w:t>
       </w:r>
     </w:p>
+    <w:p/>
     <w:p>
       <w:pPr>
         <w:pStyle w:val="a5"/>
         <w:spacing w:line="276" w:lineRule="auto"/>
-        <w:jc w:val="right"/>
-        <w:rPr>
-          <w:rStyle w:val="a3"/>
-          <w:rFonts w:ascii="Times New Roman" w:hAnsi="Times New Roman" w:cs="Times New Roman"/>
-          <w:color w:val="000000" w:themeColor="text1"/>
+        <w:ind w:firstLine="708"/>
+        <w:rPr>
+          <w:rFonts w:ascii="Times New Roman" w:hAnsi="Times New Roman" w:cs="Times New Roman"/>
+          <w:noProof/>
         </w:rPr>
       </w:pPr>
       <w:r>
         <w:rPr>
-          <w:rStyle w:val="a3"/>
-          <w:rFonts w:ascii="Times New Roman" w:hAnsi="Times New Roman" w:cs="Times New Roman"/>
-          <w:color w:val="000000" w:themeColor="text1"/>
-        </w:rPr>
-        <w:t>«</w:t>
+          <w:rFonts w:ascii="Times New Roman" w:hAnsi="Times New Roman" w:cs="Times New Roman"/>
+          <w:noProof/>
+        </w:rPr>
+        <w:t xml:space="preserve">В соответствии с приказом директора </w:t>
+      </w:r>
+      <w:bookmarkStart w:id="0" w:name="_Hlk224051144"/>
+      <w:r>
+        <w:rPr>
+          <w:rFonts w:ascii="Times New Roman" w:hAnsi="Times New Roman" w:cs="Times New Roman"/>
+          <w:noProof/>
+        </w:rPr>
+        <w:t xml:space="preserve">ООО «УЦ «ТБ» от </w:t>
       </w:r>
       <w:r>
         <w:rPr>
-          <w:rStyle w:val="a3"/>
-          <w:rFonts w:ascii="Times New Roman" w:hAnsi="Times New Roman" w:cs="Times New Roman"/>
-          <w:color w:val="000000" w:themeColor="text1"/>
-        </w:rPr>
-        <w:t>______</w:t>
+          <w:rFonts w:ascii="Times New Roman" w:hAnsi="Times New Roman" w:cs="Times New Roman"/>
+          <w:noProof/>
+        </w:rPr>
+        <w:t>«10» марта 202</w:t>
       </w:r>
       <w:r>
         <w:rPr>
-          <w:rStyle w:val="a3"/>
-          <w:rFonts w:ascii="Times New Roman" w:hAnsi="Times New Roman" w:cs="Times New Roman"/>
-          <w:color w:val="000000" w:themeColor="text1"/>
-        </w:rPr>
-        <w:t xml:space="preserve">» </w:t>
+          <w:rFonts w:ascii="Times New Roman" w:hAnsi="Times New Roman" w:cs="Times New Roman"/>
+          <w:noProof/>
+        </w:rPr>
+        <w:t xml:space="preserve">6 </w:t>
       </w:r>
       <w:r>
         <w:rPr>
-          <w:rStyle w:val="a3"/>
-          <w:rFonts w:ascii="Times New Roman" w:hAnsi="Times New Roman" w:cs="Times New Roman"/>
-          <w:color w:val="000000" w:themeColor="text1"/>
-        </w:rPr>
-        <w:t>________________</w:t>
+          <w:rFonts w:ascii="Times New Roman" w:hAnsi="Times New Roman" w:cs="Times New Roman"/>
+          <w:noProof/>
+        </w:rPr>
+        <w:t>г. № 5</w:t>
       </w:r>
       <w:r>
         <w:rPr>
-          <w:rStyle w:val="a3"/>
-          <w:rFonts w:ascii="Times New Roman" w:hAnsi="Times New Roman" w:cs="Times New Roman"/>
-          <w:color w:val="000000" w:themeColor="text1"/>
-        </w:rPr>
-        <w:t>20</w:t>
+          <w:rFonts w:ascii="Times New Roman" w:hAnsi="Times New Roman" w:cs="Times New Roman"/>
+          <w:noProof/>
+        </w:rPr>
+        <w:t>, комиссия</w:t>
       </w:r>
+      <w:bookmarkEnd w:id="0"/>
       <w:r>
         <w:rPr>
-          <w:rStyle w:val="a3"/>
-          <w:rFonts w:ascii="Times New Roman" w:hAnsi="Times New Roman" w:cs="Times New Roman"/>
-          <w:color w:val="000000" w:themeColor="text1"/>
-        </w:rPr>
-        <w:t>__</w:t>
-      </w:r>
-      <w:r>
-        <w:rPr>
-          <w:rStyle w:val="a3"/>
-          <w:rFonts w:ascii="Times New Roman" w:hAnsi="Times New Roman" w:cs="Times New Roman"/>
-          <w:color w:val="000000" w:themeColor="text1"/>
+          <w:rFonts w:ascii="Times New Roman" w:hAnsi="Times New Roman" w:cs="Times New Roman"/>
+          <w:noProof/>
         </w:rPr>
         <w:t xml:space="preserve"> </w:t>
       </w:r>
       <w:r>
         <w:rPr>
-          <w:rStyle w:val="a3"/>
-          <w:rFonts w:ascii="Times New Roman" w:hAnsi="Times New Roman" w:cs="Times New Roman"/>
-          <w:color w:val="000000" w:themeColor="text1"/>
-        </w:rPr>
-        <w:t>г.</w:t>
-      </w:r>
-    </w:p>
-    <w:p/>
-    <w:p>
-      <w:pPr>
-        <w:pStyle w:val="a5"/>
-        <w:spacing w:line="276" w:lineRule="auto"/>
-        <w:ind w:firstLine="708"/>
-        <w:rPr>
-          <w:rFonts w:ascii="Times New Roman" w:hAnsi="Times New Roman" w:cs="Times New Roman"/>
-          <w:noProof/>
-        </w:rPr>
-      </w:pPr>
-      <w:r>
-        <w:rPr>
-          <w:rFonts w:ascii="Times New Roman" w:hAnsi="Times New Roman" w:cs="Times New Roman"/>
-          <w:noProof/>
-        </w:rPr>
-        <w:t xml:space="preserve">В соответствии с приказом директора ООО «УЦ «ТБ» от </w:t>
-      </w:r>
-      <w:r>
-        <w:rPr>
-          <w:rFonts w:ascii="Times New Roman" w:hAnsi="Times New Roman" w:cs="Times New Roman"/>
-          <w:noProof/>
-        </w:rPr>
-        <w:t>«14» октября 2024г. №5</w:t>
-      </w:r>
-      <w:r>
-        <w:rPr>
-          <w:rFonts w:ascii="Times New Roman" w:hAnsi="Times New Roman" w:cs="Times New Roman"/>
-          <w:noProof/>
-        </w:rPr>
-        <w:t>, комиссия в составе:</w:t>
+          <w:rFonts w:ascii="Times New Roman" w:hAnsi="Times New Roman" w:cs="Times New Roman"/>
+          <w:noProof/>
+        </w:rPr>
+        <w:t>в составе:</w:t>
       </w:r>
     </w:p>
     <w:p/>
@@ -507,21 +461,12 @@
                 <w:lang w:eastAsia="en-US"/>
               </w:rPr>
             </w:pPr>
-            <w:proofErr w:type="spellStart"/>
             <w:r>
               <w:rPr>
                 <w:rFonts w:ascii="Times New Roman" w:hAnsi="Times New Roman" w:cs="Times New Roman"/>
                 <w:color w:val="000000"/>
               </w:rPr>
-              <w:t>Кавковская</w:t>
-            </w:r>
-            <w:proofErr w:type="spellEnd"/>
-            <w:r>
-              <w:rPr>
-                <w:rFonts w:ascii="Times New Roman" w:hAnsi="Times New Roman" w:cs="Times New Roman"/>
-                <w:color w:val="000000"/>
-              </w:rPr>
-              <w:t xml:space="preserve"> Наталия Викторовна</w:t>
+              <w:t>Кавковская Наталия Викторовна</w:t>
             </w:r>
           </w:p>
         </w:tc>
@@ -652,7 +597,7 @@
                 <w:rFonts w:ascii="Times New Roman" w:hAnsi="Times New Roman" w:cs="Times New Roman"/>
                 <w:color w:val="000000"/>
               </w:rPr>
-              <w:t>Якубенко Наталья Петровна</w:t>
+              <w:t>Мищенко Анастасия Геннадьевна</w:t>
             </w:r>
           </w:p>
         </w:tc>
@@ -718,7 +663,16 @@
                 <w:color w:val="000000"/>
                 <w:sz w:val="20"/>
               </w:rPr>
-              <w:t>Преподаватель ООО «Учебный центр «Техносферная безопасность»</w:t>
+              <w:t>Заместитель директора</w:t>
+            </w:r>
+            <w:r>
+              <w:rPr>
+                <w:bCs/>
+                <w:iCs/>
+                <w:color w:val="000000"/>
+                <w:sz w:val="20"/>
+              </w:rPr>
+              <w:t xml:space="preserve"> ООО «Учебный центр «Техносферная безопасность»</w:t>
             </w:r>
           </w:p>
         </w:tc>
@@ -756,7 +710,7 @@
                 <w:rFonts w:ascii="Times New Roman" w:hAnsi="Times New Roman" w:cs="Times New Roman"/>
                 <w:color w:val="000000"/>
               </w:rPr>
-              <w:t>Фомина Маргарита Ивановна</w:t>
+              <w:t>Козлов Роман Евгеньевич</w:t>
             </w:r>
           </w:p>
         </w:tc>
@@ -837,28 +791,23 @@
           <w:noProof/>
         </w:rPr>
       </w:pPr>
+      <w:bookmarkStart w:id="1" w:name="_Hlk149123779"/>
       <w:r>
         <w:rPr>
           <w:rFonts w:ascii="Times New Roman" w:hAnsi="Times New Roman" w:cs="Times New Roman"/>
-          <w:noProof/>
-        </w:rPr>
-        <w:t>провела проверку знани</w:t>
+          <w:b/>
+          <w:bCs/>
+          <w:noProof/>
+        </w:rPr>
+        <w:t>«_______»____________________20______ г.</w:t>
       </w:r>
       <w:r>
         <w:rPr>
           <w:rFonts w:ascii="Times New Roman" w:hAnsi="Times New Roman" w:cs="Times New Roman"/>
           <w:noProof/>
         </w:rPr>
-        <w:t>я</w:t>
+        <w:t> провела проверку знания требований охраны труда работников по программе:</w:t>
       </w:r>
-      <w:r>
-        <w:rPr>
-          <w:rFonts w:ascii="Times New Roman" w:hAnsi="Times New Roman" w:cs="Times New Roman"/>
-          <w:noProof/>
-        </w:rPr>
-        <w:t xml:space="preserve"> требований охраны труда работников по программе:</w:t>
-      </w:r>
-      <w:bookmarkStart w:id="0" w:name="_Hlk149123779"/>
     </w:p>
     <w:p>
       <w:pPr>
@@ -870,8 +819,8 @@
           <w:u w:val="single"/>
         </w:rPr>
       </w:pPr>
-      <w:bookmarkStart w:id="1" w:name="_Hlk153195625"/>
-      <w:bookmarkEnd w:id="0"/>
+      <w:bookmarkStart w:id="2" w:name="_Hlk153195625"/>
+      <w:bookmarkEnd w:id="1"/>
       <w:r>
         <w:rPr>
           <w:rFonts w:ascii="Times New Roman" w:hAnsi="Times New Roman" w:cs="Times New Roman"/>
@@ -881,7 +830,7 @@
         </w:rPr>
         <w:t>«Обучение безопасным методам и приемам выполнения работ при воздействии вредных и (или) опасных производственных факторов, источников опасности, идентифицированных в рамках специальной оценки условий труда и оценки профессиональных рисков»</w:t>
       </w:r>
-      <w:bookmarkEnd w:id="1"/>
+      <w:bookmarkEnd w:id="2"/>
       <w:r>
         <w:rPr>
           <w:rFonts w:ascii="Times New Roman" w:hAnsi="Times New Roman" w:cs="Times New Roman"/>
@@ -928,12 +877,12 @@
       <w:pPr>
         <w:ind w:firstLine="0"/>
       </w:pPr>
-      <w:bookmarkStart w:id="2" w:name="_Hlk152921266"/>
-      <w:bookmarkStart w:id="3" w:name="_Hlk156812841"/>
+      <w:bookmarkStart w:id="3" w:name="_Hlk152921266"/>
+      <w:bookmarkStart w:id="4" w:name="_Hlk156812841"/>
     </w:p>
     <w:tbl>
       <w:tblPr>
-        <w:tblW w:w="5295" w:type="pct"/>
+        <w:tblW w:w="4765" w:type="pct"/>
         <w:jc w:val="center"/>
         <w:tblCellMar>
           <w:top w:w="102" w:type="dxa"/>
@@ -944,13 +893,12 @@
         <w:tblLook w:val="0000" w:firstRow="0" w:lastRow="0" w:firstColumn="0" w:lastColumn="0" w:noHBand="0" w:noVBand="0"/>
       </w:tblPr>
       <w:tblGrid>
-        <w:gridCol w:w="1348"/>
-        <w:gridCol w:w="2088"/>
-        <w:gridCol w:w="1861"/>
+        <w:gridCol w:w="1346"/>
+        <w:gridCol w:w="2089"/>
+        <w:gridCol w:w="1862"/>
         <w:gridCol w:w="2437"/>
         <w:gridCol w:w="2686"/>
-        <w:gridCol w:w="2035"/>
-        <w:gridCol w:w="1559"/>
+        <w:gridCol w:w="2036"/>
         <w:gridCol w:w="1547"/>
       </w:tblGrid>
       <w:tr>
@@ -961,7 +909,7 @@
         </w:trPr>
         <w:tc>
           <w:tcPr>
-            <w:tcW w:w="433" w:type="pct"/>
+            <w:tcW w:w="481" w:type="pct"/>
             <w:tcBorders>
               <w:top w:val="single" w:sz="4" w:space="0" w:color="auto"/>
               <w:left w:val="single" w:sz="4" w:space="0" w:color="auto"/>
@@ -1012,7 +960,7 @@
         </w:tc>
         <w:tc>
           <w:tcPr>
-            <w:tcW w:w="671" w:type="pct"/>
+            <w:tcW w:w="746" w:type="pct"/>
             <w:tcBorders>
               <w:top w:val="single" w:sz="4" w:space="0" w:color="auto"/>
               <w:left w:val="single" w:sz="4" w:space="0" w:color="auto"/>
@@ -1079,7 +1027,7 @@
         </w:tc>
         <w:tc>
           <w:tcPr>
-            <w:tcW w:w="598" w:type="pct"/>
+            <w:tcW w:w="665" w:type="pct"/>
             <w:tcBorders>
               <w:top w:val="single" w:sz="4" w:space="0" w:color="auto"/>
               <w:left w:val="single" w:sz="4" w:space="0" w:color="auto"/>
@@ -1126,7 +1074,7 @@
         </w:tc>
         <w:tc>
           <w:tcPr>
-            <w:tcW w:w="783" w:type="pct"/>
+            <w:tcW w:w="870" w:type="pct"/>
             <w:tcBorders>
               <w:top w:val="single" w:sz="4" w:space="0" w:color="auto"/>
               <w:left w:val="single" w:sz="4" w:space="0" w:color="auto"/>
@@ -1184,7 +1132,7 @@
         </w:tc>
         <w:tc>
           <w:tcPr>
-            <w:tcW w:w="863" w:type="pct"/>
+            <w:tcW w:w="959" w:type="pct"/>
             <w:tcBorders>
               <w:top w:val="single" w:sz="4" w:space="0" w:color="auto"/>
               <w:left w:val="single" w:sz="4" w:space="0" w:color="auto"/>
@@ -1233,7 +1181,7 @@
         </w:tc>
         <w:tc>
           <w:tcPr>
-            <w:tcW w:w="654" w:type="pct"/>
+            <w:tcW w:w="727" w:type="pct"/>
             <w:tcBorders>
               <w:top w:val="single" w:sz="4" w:space="0" w:color="auto"/>
               <w:left w:val="single" w:sz="4" w:space="0" w:color="auto"/>
@@ -1261,38 +1209,7 @@
         </w:tc>
         <w:tc>
           <w:tcPr>
-            <w:tcW w:w="501" w:type="pct"/>
-            <w:tcBorders>
-              <w:top w:val="single" w:sz="4" w:space="0" w:color="auto"/>
-              <w:left w:val="single" w:sz="4" w:space="0" w:color="auto"/>
-              <w:bottom w:val="single" w:sz="4" w:space="0" w:color="auto"/>
-              <w:right w:val="single" w:sz="4" w:space="0" w:color="auto"/>
-            </w:tcBorders>
-          </w:tcPr>
-          <w:p>
-            <w:pPr>
-              <w:pStyle w:val="ConsPlusNormal"/>
-              <w:jc w:val="center"/>
-              <w:rPr>
-                <w:b/>
-                <w:sz w:val="20"/>
-                <w:szCs w:val="20"/>
-              </w:rPr>
-            </w:pPr>
-            <w:r>
-              <w:rPr>
-                <w:b/>
-                <w:noProof/>
-                <w:sz w:val="20"/>
-                <w:szCs w:val="20"/>
-              </w:rPr>
-              <w:t>Дата проверки знания требований охраны труда</w:t>
-            </w:r>
-          </w:p>
-        </w:tc>
-        <w:tc>
-          <w:tcPr>
-            <w:tcW w:w="497" w:type="pct"/>
+            <w:tcW w:w="552" w:type="pct"/>
             <w:tcBorders>
               <w:top w:val="single" w:sz="4" w:space="0" w:color="auto"/>
               <w:left w:val="single" w:sz="4" w:space="0" w:color="auto"/>
@@ -1329,7 +1246,7 @@
         </w:trPr>
         <w:tc>
           <w:tcPr>
-            <w:tcW w:w="433" w:type="pct"/>
+            <w:tcW w:w="481" w:type="pct"/>
             <w:tcBorders>
               <w:top w:val="single" w:sz="4" w:space="0" w:color="auto"/>
               <w:left w:val="single" w:sz="4" w:space="0" w:color="auto"/>
@@ -1350,7 +1267,7 @@
         </w:tc>
         <w:tc>
           <w:tcPr>
-            <w:tcW w:w="671" w:type="pct"/>
+            <w:tcW w:w="746" w:type="pct"/>
             <w:tcBorders>
               <w:top w:val="single" w:sz="6" w:space="0" w:color="000000"/>
               <w:left w:val="single" w:sz="6" w:space="0" w:color="000000"/>
@@ -1372,7 +1289,7 @@
         </w:tc>
         <w:tc>
           <w:tcPr>
-            <w:tcW w:w="598" w:type="pct"/>
+            <w:tcW w:w="665" w:type="pct"/>
             <w:tcBorders>
               <w:top w:val="single" w:sz="6" w:space="0" w:color="000000"/>
               <w:left w:val="single" w:sz="6" w:space="0" w:color="CCCCCC"/>
@@ -1394,7 +1311,7 @@
         </w:tc>
         <w:tc>
           <w:tcPr>
-            <w:tcW w:w="783" w:type="pct"/>
+            <w:tcW w:w="870" w:type="pct"/>
             <w:tcBorders>
               <w:top w:val="single" w:sz="4" w:space="0" w:color="auto"/>
               <w:left w:val="single" w:sz="4" w:space="0" w:color="auto"/>
@@ -1420,7 +1337,7 @@
         </w:tc>
         <w:tc>
           <w:tcPr>
-            <w:tcW w:w="863" w:type="pct"/>
+            <w:tcW w:w="959" w:type="pct"/>
             <w:tcBorders>
               <w:top w:val="single" w:sz="4" w:space="0" w:color="auto"/>
               <w:left w:val="single" w:sz="4" w:space="0" w:color="auto"/>
@@ -1452,7 +1369,7 @@
         </w:tc>
         <w:tc>
           <w:tcPr>
-            <w:tcW w:w="654" w:type="pct"/>
+            <w:tcW w:w="727" w:type="pct"/>
             <w:tcBorders>
               <w:top w:val="single" w:sz="4" w:space="0" w:color="auto"/>
               <w:left w:val="single" w:sz="4" w:space="0" w:color="auto"/>
@@ -1483,28 +1400,7 @@
         </w:tc>
         <w:tc>
           <w:tcPr>
-            <w:tcW w:w="501" w:type="pct"/>
-            <w:tcBorders>
-              <w:top w:val="single" w:sz="4" w:space="0" w:color="auto"/>
-              <w:left w:val="single" w:sz="4" w:space="0" w:color="auto"/>
-              <w:bottom w:val="single" w:sz="4" w:space="0" w:color="auto"/>
-              <w:right w:val="single" w:sz="4" w:space="0" w:color="auto"/>
-            </w:tcBorders>
-            <w:vAlign w:val="center"/>
-          </w:tcPr>
-          <w:p>
-            <w:pPr>
-              <w:pStyle w:val="ConsPlusNormal"/>
-              <w:rPr>
-                <w:sz w:val="20"/>
-                <w:szCs w:val="20"/>
-              </w:rPr>
-            </w:pPr>
-          </w:p>
-        </w:tc>
-        <w:tc>
-          <w:tcPr>
-            <w:tcW w:w="497" w:type="pct"/>
+            <w:tcW w:w="552" w:type="pct"/>
             <w:tcBorders>
               <w:top w:val="single" w:sz="4" w:space="0" w:color="auto"/>
               <w:left w:val="single" w:sz="4" w:space="0" w:color="auto"/>
@@ -1676,21 +1572,12 @@
                 <w:rFonts w:ascii="Times New Roman" w:hAnsi="Times New Roman" w:cs="Times New Roman"/>
               </w:rPr>
             </w:pPr>
-            <w:proofErr w:type="spellStart"/>
             <w:r>
               <w:rPr>
                 <w:rFonts w:ascii="Times New Roman" w:hAnsi="Times New Roman" w:cs="Times New Roman"/>
                 <w:color w:val="000000"/>
               </w:rPr>
-              <w:t>Кавковская</w:t>
-            </w:r>
-            <w:proofErr w:type="spellEnd"/>
-            <w:r>
-              <w:rPr>
-                <w:rFonts w:ascii="Times New Roman" w:hAnsi="Times New Roman" w:cs="Times New Roman"/>
-                <w:color w:val="000000"/>
-              </w:rPr>
-              <w:t xml:space="preserve"> Наталия Викторовна</w:t>
+              <w:t>Кавковская Наталия Викторовна</w:t>
             </w:r>
           </w:p>
         </w:tc>
@@ -1926,8 +1813,9 @@
             <w:r>
               <w:rPr>
                 <w:rFonts w:ascii="Times New Roman" w:hAnsi="Times New Roman" w:cs="Times New Roman"/>
-              </w:rPr>
-              <w:t>Якубенко Наталья Петровна</w:t>
+                <w:color w:val="000000"/>
+              </w:rPr>
+              <w:t>Мищенко Анастасия Геннадьевна</w:t>
             </w:r>
           </w:p>
         </w:tc>
@@ -2151,7 +2039,7 @@
                 <w:rFonts w:ascii="Times New Roman" w:hAnsi="Times New Roman" w:cs="Times New Roman"/>
                 <w:color w:val="000000"/>
               </w:rPr>
-              <w:t>Фомина Маргарита Ивановна</w:t>
+              <w:t>Козлов Роман Евгеньевич</w:t>
             </w:r>
           </w:p>
         </w:tc>
@@ -2270,8 +2158,8 @@
           </w:p>
         </w:tc>
       </w:tr>
-      <w:bookmarkEnd w:id="2"/>
       <w:bookmarkEnd w:id="3"/>
+      <w:bookmarkEnd w:id="4"/>
     </w:tbl>
     <w:p>
       <w:pPr>
@@ -2375,7 +2263,7 @@
         <w:rFonts w:ascii="Times New Roman" w:hAnsi="Times New Roman" w:cs="Times New Roman"/>
       </w:rPr>
     </w:pPr>
-    <w:bookmarkStart w:id="4" w:name="_Hlk157757987"/>
+    <w:bookmarkStart w:id="5" w:name="_Hlk157757987"/>
     <w:r>
       <w:rPr>
         <w:rFonts w:ascii="Times New Roman" w:hAnsi="Times New Roman" w:cs="Times New Roman"/>
@@ -2383,7 +2271,7 @@
       <w:t>*Без Приложения №1 протокол недействителен</w:t>
     </w:r>
   </w:p>
-  <w:bookmarkEnd w:id="4"/>
+  <w:bookmarkEnd w:id="5"/>
   <w:p>
     <w:pPr>
       <w:pStyle w:val="ad"/>
@@ -3762,7 +3650,6 @@
   <w:style w:type="character" w:default="1" w:styleId="a0">
     <w:name w:val="Default Paragraph Font"/>
     <w:uiPriority w:val="1"/>
-    <w:semiHidden/>
     <w:unhideWhenUsed/>
   </w:style>
   <w:style w:type="table" w:default="1" w:styleId="a1">
